--- a/LAB5/Lab5_CNPM2_1150080127_TranPhamThienAn.docx
+++ b/LAB5/Lab5_CNPM2_1150080127_TranPhamThienAn.docx
@@ -2,7 +2,1479 @@
 <file path=word/document.xml><?xml version="1.0" encoding="utf-8"?>
 <w:document xmlns:wpc="http://schemas.microsoft.com/office/word/2010/wordprocessingCanvas" xmlns:cx="http://schemas.microsoft.com/office/drawing/2014/chartex" xmlns:cx1="http://schemas.microsoft.com/office/drawing/2015/9/8/chartex" xmlns:cx2="http://schemas.microsoft.com/office/drawing/2015/10/21/chartex" xmlns:cx3="http://schemas.microsoft.com/office/drawing/2016/5/9/chartex" xmlns:cx4="http://schemas.microsoft.com/office/drawing/2016/5/10/chartex" xmlns:cx5="http://schemas.microsoft.com/office/drawing/2016/5/11/chartex" xmlns:cx6="http://schemas.microsoft.com/office/drawing/2016/5/12/chartex" xmlns:cx7="http://schemas.microsoft.com/office/drawing/2016/5/13/chartex" xmlns:cx8="http://schemas.microsoft.com/office/drawing/2016/5/14/chartex" xmlns:mc="http://schemas.openxmlformats.org/markup-compatibility/2006" xmlns:m="http://schemas.openxmlformats.org/officeDocument/2006/math" xmlns:aink="http://schemas.microsoft.com/office/drawing/2016/ink" xmlns:am3d="http://schemas.microsoft.com/office/drawing/2017/model3d" xmlns:oel="http://schemas.microsoft.com/office/2019/extlst" xmlns:r="http://schemas.openxmlformats.org/officeDocument/2006/relationships" xmlns:wp14="http://schemas.microsoft.com/office/word/2010/wordprocessingDrawing" xmlns:wp="http://schemas.openxmlformats.org/drawingml/2006/wordprocessingDrawing" xmlns:wpg="http://schemas.microsoft.com/office/word/2010/wordprocessingGroup" xmlns:wpi="http://schemas.microsoft.com/office/word/2010/wordprocessingInk" xmlns:wps="http://schemas.microsoft.com/office/word/2010/wordprocessingShape" xmlns:o="urn:schemas-microsoft-com:office:office" xmlns:v="urn:schemas-microsoft-com:vml" xmlns:w10="urn:schemas-microsoft-com:office:word" xmlns:w="http://schemas.openxmlformats.org/wordprocessingml/2006/main" xmlns:w14="http://schemas.microsoft.com/office/word/2010/wordml" xmlns:w15="http://schemas.microsoft.com/office/word/2012/wordml" xmlns:w16cex="http://schemas.microsoft.com/office/word/2018/wordml/cex" xmlns:w16cid="http://schemas.microsoft.com/office/word/2016/wordml/cid" xmlns:w16="http://schemas.microsoft.com/office/word/2018/wordml" xmlns:w16sdtdh="http://schemas.microsoft.com/office/word/2020/wordml/sdtdatahash" xmlns:w16sdtfl="http://schemas.microsoft.com/office/word/2024/wordml/sdtformatlock" xmlns:w16se="http://schemas.microsoft.com/office/word/2015/wordml/symex" xmlns:w16du="http://schemas.microsoft.com/office/word/2023/wordml/word16du" xmlns:wne="http://schemas.microsoft.com/office/word/2006/wordml" mc:Ignorable="w14 w15 w16se w16cid w16 w16cex w16sdtdh w16sdtfl w16du wp14">
   <w:body>
-    <w:p/>
+    <w:p>
+      <w:pPr>
+        <w:pStyle w:val="Title"/>
+        <w:spacing w:after="0" w:line="360" w:lineRule="auto"/>
+        <w:jc w:val="center"/>
+        <w:rPr>
+          <w:rFonts w:ascii="Times New Roman" w:hAnsi="Times New Roman" w:cs="Times New Roman"/>
+          <w:bCs/>
+          <w:sz w:val="26"/>
+          <w:szCs w:val="26"/>
+        </w:rPr>
+      </w:pPr>
+      <w:r>
+        <w:rPr>
+          <w:rFonts w:ascii="Times New Roman" w:hAnsi="Times New Roman" w:cs="Times New Roman"/>
+          <w:bCs/>
+          <w:sz w:val="26"/>
+          <w:szCs w:val="26"/>
+        </w:rPr>
+        <w:t>THỰC HÀNH AN TOÀN HỆ THỐNG THÔNG TIN</w:t>
+      </w:r>
+    </w:p>
+    <w:p>
+      <w:pPr>
+        <w:pStyle w:val="Title"/>
+        <w:spacing w:after="0" w:line="360" w:lineRule="auto"/>
+        <w:jc w:val="center"/>
+        <w:rPr>
+          <w:rFonts w:ascii="Times New Roman" w:hAnsi="Times New Roman" w:cs="Times New Roman"/>
+          <w:bCs/>
+          <w:sz w:val="26"/>
+          <w:szCs w:val="26"/>
+        </w:rPr>
+      </w:pPr>
+      <w:r>
+        <w:rPr>
+          <w:rFonts w:ascii="Times New Roman" w:hAnsi="Times New Roman" w:cs="Times New Roman"/>
+          <w:bCs/>
+          <w:sz w:val="26"/>
+          <w:szCs w:val="26"/>
+        </w:rPr>
+        <w:t>THIẾT LẬP MÔ HÌNH</w:t>
+      </w:r>
+    </w:p>
+    <w:p>
+      <w:pPr>
+        <w:pStyle w:val="Title"/>
+        <w:spacing w:after="0" w:line="360" w:lineRule="auto"/>
+        <w:jc w:val="center"/>
+        <w:rPr>
+          <w:rFonts w:ascii="Times New Roman" w:hAnsi="Times New Roman" w:cs="Times New Roman"/>
+          <w:bCs/>
+          <w:sz w:val="26"/>
+          <w:szCs w:val="26"/>
+        </w:rPr>
+      </w:pPr>
+      <w:r>
+        <w:rPr>
+          <w:rFonts w:ascii="Times New Roman" w:hAnsi="Times New Roman" w:cs="Times New Roman"/>
+          <w:bCs/>
+          <w:sz w:val="26"/>
+          <w:szCs w:val="26"/>
+        </w:rPr>
+        <w:t>TƯỜNG LỬA pfSense</w:t>
+      </w:r>
+    </w:p>
+    <w:p>
+      <w:pPr>
+        <w:rPr>
+          <w:rFonts w:ascii="Times New Roman" w:hAnsi="Times New Roman" w:cs="Times New Roman"/>
+          <w:sz w:val="26"/>
+          <w:szCs w:val="26"/>
+          <w:lang w:val="vi-VN"/>
+        </w:rPr>
+      </w:pPr>
+      <w:r>
+        <w:rPr>
+          <w:rFonts w:ascii="Times New Roman" w:hAnsi="Times New Roman" w:cs="Times New Roman"/>
+          <w:sz w:val="26"/>
+          <w:szCs w:val="26"/>
+          <w:lang w:val="vi-VN"/>
+        </w:rPr>
+        <w:br w:type="page"/>
+      </w:r>
+    </w:p>
+    <w:p>
+      <w:pPr>
+        <w:rPr>
+          <w:rFonts w:ascii="Times New Roman" w:hAnsi="Times New Roman" w:cs="Times New Roman"/>
+          <w:sz w:val="26"/>
+          <w:szCs w:val="26"/>
+          <w:lang w:val="vi-VN"/>
+        </w:rPr>
+      </w:pPr>
+      <w:r>
+        <w:rPr>
+          <w:rFonts w:ascii="Times New Roman" w:hAnsi="Times New Roman" w:cs="Times New Roman"/>
+          <w:sz w:val="26"/>
+          <w:szCs w:val="26"/>
+          <w:lang w:val="vi-VN"/>
+        </w:rPr>
+        <w:lastRenderedPageBreak/>
+        <w:t xml:space="preserve">Link Youtube: </w:t>
+      </w:r>
+      <w:hyperlink r:id="rId5" w:history="1">
+        <w:r>
+          <w:rPr>
+            <w:rStyle w:val="Hyperlink"/>
+            <w:rFonts w:ascii="Times New Roman" w:hAnsi="Times New Roman" w:cs="Times New Roman"/>
+            <w:sz w:val="26"/>
+            <w:szCs w:val="26"/>
+          </w:rPr>
+          <w:t>https://youtu.be/DEXSSPj2SGA</w:t>
+        </w:r>
+      </w:hyperlink>
+    </w:p>
+    <w:p>
+      <w:pPr>
+        <w:pStyle w:val="Heading1"/>
+        <w:spacing w:before="0" w:line="360" w:lineRule="auto"/>
+        <w:jc w:val="both"/>
+        <w:rPr>
+          <w:rFonts w:ascii="Times New Roman" w:hAnsi="Times New Roman" w:cs="Times New Roman"/>
+          <w:bCs/>
+          <w:sz w:val="26"/>
+          <w:szCs w:val="26"/>
+        </w:rPr>
+      </w:pPr>
+      <w:bookmarkStart w:id="0" w:name="_Toc242090285"/>
+      <w:r>
+        <w:rPr>
+          <w:rFonts w:ascii="Times New Roman" w:hAnsi="Times New Roman" w:cs="Times New Roman"/>
+          <w:sz w:val="26"/>
+          <w:szCs w:val="26"/>
+        </w:rPr>
+        <w:t>B. THỰC HÀNH</w:t>
+      </w:r>
+      <w:bookmarkEnd w:id="0"/>
+    </w:p>
+    <w:p>
+      <w:pPr>
+        <w:pStyle w:val="Heading2"/>
+        <w:spacing w:before="0" w:line="360" w:lineRule="auto"/>
+        <w:jc w:val="both"/>
+        <w:rPr>
+          <w:rFonts w:ascii="Times New Roman" w:hAnsi="Times New Roman" w:cs="Times New Roman"/>
+          <w:bCs/>
+          <w:sz w:val="26"/>
+          <w:szCs w:val="26"/>
+        </w:rPr>
+      </w:pPr>
+      <w:bookmarkStart w:id="1" w:name="_Toc242090286"/>
+      <w:r>
+        <w:rPr>
+          <w:rFonts w:ascii="Times New Roman" w:hAnsi="Times New Roman" w:cs="Times New Roman"/>
+          <w:sz w:val="26"/>
+          <w:szCs w:val="26"/>
+        </w:rPr>
+        <w:t>1. Chuẩn bị máy ảo pfSense</w:t>
+      </w:r>
+      <w:bookmarkEnd w:id="1"/>
+    </w:p>
+    <w:p>
+      <w:pPr>
+        <w:rPr>
+          <w:rFonts w:ascii="Times New Roman" w:hAnsi="Times New Roman" w:cs="Times New Roman"/>
+          <w:sz w:val="26"/>
+          <w:szCs w:val="26"/>
+          <w:lang w:val="vi-VN"/>
+        </w:rPr>
+      </w:pPr>
+      <w:r>
+        <w:rPr>
+          <w:rFonts w:ascii="Times New Roman" w:hAnsi="Times New Roman" w:cs="Times New Roman"/>
+          <w:noProof/>
+          <w:sz w:val="26"/>
+          <w:szCs w:val="26"/>
+          <w:lang w:val="vi-VN"/>
+        </w:rPr>
+        <w:drawing>
+          <wp:inline distT="0" distB="0" distL="0" distR="0" wp14:anchorId="631AA587" wp14:editId="2920A0C4">
+            <wp:extent cx="5943600" cy="4612005"/>
+            <wp:effectExtent l="0" t="0" r="0" b="0"/>
+            <wp:docPr id="298084794" name="Picture 1"/>
+            <wp:cNvGraphicFramePr>
+              <a:graphicFrameLocks xmlns:a="http://schemas.openxmlformats.org/drawingml/2006/main" noChangeAspect="1"/>
+            </wp:cNvGraphicFramePr>
+            <a:graphic xmlns:a="http://schemas.openxmlformats.org/drawingml/2006/main">
+              <a:graphicData uri="http://schemas.openxmlformats.org/drawingml/2006/picture">
+                <pic:pic xmlns:pic="http://schemas.openxmlformats.org/drawingml/2006/picture">
+                  <pic:nvPicPr>
+                    <pic:cNvPr id="298084794" name=""/>
+                    <pic:cNvPicPr/>
+                  </pic:nvPicPr>
+                  <pic:blipFill>
+                    <a:blip r:embed="rId6"/>
+                    <a:stretch>
+                      <a:fillRect/>
+                    </a:stretch>
+                  </pic:blipFill>
+                  <pic:spPr>
+                    <a:xfrm>
+                      <a:off x="0" y="0"/>
+                      <a:ext cx="5943600" cy="4612005"/>
+                    </a:xfrm>
+                    <a:prstGeom prst="rect">
+                      <a:avLst/>
+                    </a:prstGeom>
+                  </pic:spPr>
+                </pic:pic>
+              </a:graphicData>
+            </a:graphic>
+          </wp:inline>
+        </w:drawing>
+      </w:r>
+    </w:p>
+    <w:p>
+      <w:pPr>
+        <w:pStyle w:val="Heading2"/>
+        <w:spacing w:before="0" w:line="360" w:lineRule="auto"/>
+        <w:jc w:val="both"/>
+        <w:rPr>
+          <w:rFonts w:ascii="Times New Roman" w:hAnsi="Times New Roman" w:cs="Times New Roman"/>
+          <w:bCs/>
+          <w:sz w:val="26"/>
+          <w:szCs w:val="26"/>
+        </w:rPr>
+      </w:pPr>
+      <w:bookmarkStart w:id="2" w:name="_Toc242090287"/>
+      <w:r>
+        <w:rPr>
+          <w:rFonts w:ascii="Times New Roman" w:hAnsi="Times New Roman" w:cs="Times New Roman"/>
+          <w:sz w:val="26"/>
+          <w:szCs w:val="26"/>
+        </w:rPr>
+        <w:lastRenderedPageBreak/>
+        <w:t>2. Gắn ISO và cài đặt pfSense</w:t>
+      </w:r>
+      <w:bookmarkEnd w:id="2"/>
+    </w:p>
+    <w:p>
+      <w:pPr>
+        <w:rPr>
+          <w:rFonts w:ascii="Times New Roman" w:hAnsi="Times New Roman" w:cs="Times New Roman"/>
+          <w:sz w:val="26"/>
+          <w:szCs w:val="26"/>
+          <w:lang w:val="vi-VN"/>
+        </w:rPr>
+      </w:pPr>
+      <w:r>
+        <w:rPr>
+          <w:rFonts w:ascii="Times New Roman" w:hAnsi="Times New Roman" w:cs="Times New Roman"/>
+          <w:noProof/>
+          <w:sz w:val="26"/>
+          <w:szCs w:val="26"/>
+          <w:lang w:val="vi-VN"/>
+        </w:rPr>
+        <w:drawing>
+          <wp:inline distT="0" distB="0" distL="0" distR="0" wp14:anchorId="1FA8025F" wp14:editId="1AAC126E">
+            <wp:extent cx="5943600" cy="3578225"/>
+            <wp:effectExtent l="0" t="0" r="0" b="3175"/>
+            <wp:docPr id="1703692258" name="Picture 1"/>
+            <wp:cNvGraphicFramePr>
+              <a:graphicFrameLocks xmlns:a="http://schemas.openxmlformats.org/drawingml/2006/main" noChangeAspect="1"/>
+            </wp:cNvGraphicFramePr>
+            <a:graphic xmlns:a="http://schemas.openxmlformats.org/drawingml/2006/main">
+              <a:graphicData uri="http://schemas.openxmlformats.org/drawingml/2006/picture">
+                <pic:pic xmlns:pic="http://schemas.openxmlformats.org/drawingml/2006/picture">
+                  <pic:nvPicPr>
+                    <pic:cNvPr id="1703692258" name=""/>
+                    <pic:cNvPicPr/>
+                  </pic:nvPicPr>
+                  <pic:blipFill>
+                    <a:blip r:embed="rId7"/>
+                    <a:stretch>
+                      <a:fillRect/>
+                    </a:stretch>
+                  </pic:blipFill>
+                  <pic:spPr>
+                    <a:xfrm>
+                      <a:off x="0" y="0"/>
+                      <a:ext cx="5943600" cy="3578225"/>
+                    </a:xfrm>
+                    <a:prstGeom prst="rect">
+                      <a:avLst/>
+                    </a:prstGeom>
+                  </pic:spPr>
+                </pic:pic>
+              </a:graphicData>
+            </a:graphic>
+          </wp:inline>
+        </w:drawing>
+      </w:r>
+    </w:p>
+    <w:p>
+      <w:pPr>
+        <w:pStyle w:val="Heading2"/>
+        <w:spacing w:before="0" w:line="360" w:lineRule="auto"/>
+        <w:jc w:val="both"/>
+        <w:rPr>
+          <w:rFonts w:ascii="Times New Roman" w:hAnsi="Times New Roman" w:cs="Times New Roman"/>
+          <w:bCs/>
+          <w:sz w:val="26"/>
+          <w:szCs w:val="26"/>
+        </w:rPr>
+      </w:pPr>
+      <w:bookmarkStart w:id="3" w:name="_Toc242090288"/>
+      <w:r>
+        <w:rPr>
+          <w:rFonts w:ascii="Times New Roman" w:hAnsi="Times New Roman" w:cs="Times New Roman"/>
+          <w:sz w:val="26"/>
+          <w:szCs w:val="26"/>
+        </w:rPr>
+        <w:t>3. Cấu hình LAN trên console pfSense</w:t>
+      </w:r>
+      <w:bookmarkEnd w:id="3"/>
+    </w:p>
+    <w:p>
+      <w:pPr>
+        <w:rPr>
+          <w:rFonts w:ascii="Times New Roman" w:hAnsi="Times New Roman" w:cs="Times New Roman"/>
+          <w:sz w:val="26"/>
+          <w:szCs w:val="26"/>
+          <w:lang w:val="vi-VN"/>
+        </w:rPr>
+      </w:pPr>
+      <w:r>
+        <w:rPr>
+          <w:rFonts w:ascii="Times New Roman" w:hAnsi="Times New Roman" w:cs="Times New Roman"/>
+          <w:noProof/>
+          <w:sz w:val="26"/>
+          <w:szCs w:val="26"/>
+          <w:lang w:val="vi-VN"/>
+        </w:rPr>
+        <w:drawing>
+          <wp:inline distT="0" distB="0" distL="0" distR="0" wp14:anchorId="08669191" wp14:editId="18CF6C96">
+            <wp:extent cx="5943600" cy="3582670"/>
+            <wp:effectExtent l="0" t="0" r="0" b="0"/>
+            <wp:docPr id="2324531" name="Picture 1"/>
+            <wp:cNvGraphicFramePr>
+              <a:graphicFrameLocks xmlns:a="http://schemas.openxmlformats.org/drawingml/2006/main" noChangeAspect="1"/>
+            </wp:cNvGraphicFramePr>
+            <a:graphic xmlns:a="http://schemas.openxmlformats.org/drawingml/2006/main">
+              <a:graphicData uri="http://schemas.openxmlformats.org/drawingml/2006/picture">
+                <pic:pic xmlns:pic="http://schemas.openxmlformats.org/drawingml/2006/picture">
+                  <pic:nvPicPr>
+                    <pic:cNvPr id="2324531" name=""/>
+                    <pic:cNvPicPr/>
+                  </pic:nvPicPr>
+                  <pic:blipFill>
+                    <a:blip r:embed="rId8"/>
+                    <a:stretch>
+                      <a:fillRect/>
+                    </a:stretch>
+                  </pic:blipFill>
+                  <pic:spPr>
+                    <a:xfrm>
+                      <a:off x="0" y="0"/>
+                      <a:ext cx="5943600" cy="3582670"/>
+                    </a:xfrm>
+                    <a:prstGeom prst="rect">
+                      <a:avLst/>
+                    </a:prstGeom>
+                  </pic:spPr>
+                </pic:pic>
+              </a:graphicData>
+            </a:graphic>
+          </wp:inline>
+        </w:drawing>
+      </w:r>
+    </w:p>
+    <w:p>
+      <w:pPr>
+        <w:pStyle w:val="Heading2"/>
+        <w:spacing w:before="0" w:line="360" w:lineRule="auto"/>
+        <w:jc w:val="both"/>
+        <w:rPr>
+          <w:rFonts w:ascii="Times New Roman" w:hAnsi="Times New Roman" w:cs="Times New Roman"/>
+          <w:sz w:val="26"/>
+          <w:szCs w:val="26"/>
+          <w:lang w:val="vi-VN"/>
+        </w:rPr>
+      </w:pPr>
+      <w:bookmarkStart w:id="4" w:name="_Toc242090289"/>
+      <w:r>
+        <w:rPr>
+          <w:rFonts w:ascii="Times New Roman" w:hAnsi="Times New Roman" w:cs="Times New Roman"/>
+          <w:sz w:val="26"/>
+          <w:szCs w:val="26"/>
+        </w:rPr>
+        <w:lastRenderedPageBreak/>
+        <w:t>4. Cấu hình máy Domain Controller</w:t>
+      </w:r>
+      <w:bookmarkEnd w:id="4"/>
+    </w:p>
+    <w:p>
+      <w:pPr>
+        <w:spacing w:after="0" w:line="360" w:lineRule="auto"/>
+        <w:jc w:val="both"/>
+        <w:rPr>
+          <w:rFonts w:ascii="Times New Roman" w:hAnsi="Times New Roman" w:cs="Times New Roman"/>
+          <w:sz w:val="26"/>
+          <w:szCs w:val="26"/>
+          <w:lang w:val="vi-VN"/>
+        </w:rPr>
+      </w:pPr>
+      <w:r>
+        <w:rPr>
+          <w:rFonts w:ascii="Times New Roman" w:hAnsi="Times New Roman" w:cs="Times New Roman"/>
+          <w:b/>
+          <w:sz w:val="26"/>
+          <w:szCs w:val="26"/>
+        </w:rPr>
+        <w:t>Bước 1: Đặt IP tĩnh cho card LAN của Windows Server.</w:t>
+      </w:r>
+    </w:p>
+    <w:p>
+      <w:pPr>
+        <w:rPr>
+          <w:rFonts w:ascii="Times New Roman" w:hAnsi="Times New Roman" w:cs="Times New Roman"/>
+          <w:sz w:val="26"/>
+          <w:szCs w:val="26"/>
+          <w:lang w:val="vi-VN"/>
+        </w:rPr>
+      </w:pPr>
+      <w:r>
+        <w:rPr>
+          <w:rFonts w:ascii="Times New Roman" w:hAnsi="Times New Roman" w:cs="Times New Roman"/>
+          <w:noProof/>
+          <w:sz w:val="26"/>
+          <w:szCs w:val="26"/>
+          <w:lang w:val="vi-VN"/>
+        </w:rPr>
+        <w:drawing>
+          <wp:inline distT="0" distB="0" distL="0" distR="0" wp14:anchorId="0E2C513A" wp14:editId="1F019A28">
+            <wp:extent cx="5943600" cy="5022850"/>
+            <wp:effectExtent l="12700" t="12700" r="12700" b="19050"/>
+            <wp:docPr id="869599673" name="Picture 1"/>
+            <wp:cNvGraphicFramePr>
+              <a:graphicFrameLocks xmlns:a="http://schemas.openxmlformats.org/drawingml/2006/main" noChangeAspect="1"/>
+            </wp:cNvGraphicFramePr>
+            <a:graphic xmlns:a="http://schemas.openxmlformats.org/drawingml/2006/main">
+              <a:graphicData uri="http://schemas.openxmlformats.org/drawingml/2006/picture">
+                <pic:pic xmlns:pic="http://schemas.openxmlformats.org/drawingml/2006/picture">
+                  <pic:nvPicPr>
+                    <pic:cNvPr id="869599673" name=""/>
+                    <pic:cNvPicPr/>
+                  </pic:nvPicPr>
+                  <pic:blipFill>
+                    <a:blip r:embed="rId9"/>
+                    <a:stretch>
+                      <a:fillRect/>
+                    </a:stretch>
+                  </pic:blipFill>
+                  <pic:spPr>
+                    <a:xfrm>
+                      <a:off x="0" y="0"/>
+                      <a:ext cx="5943600" cy="5022850"/>
+                    </a:xfrm>
+                    <a:prstGeom prst="rect">
+                      <a:avLst/>
+                    </a:prstGeom>
+                    <a:ln>
+                      <a:solidFill>
+                        <a:schemeClr val="accent1"/>
+                      </a:solidFill>
+                    </a:ln>
+                  </pic:spPr>
+                </pic:pic>
+              </a:graphicData>
+            </a:graphic>
+          </wp:inline>
+        </w:drawing>
+      </w:r>
+    </w:p>
+    <w:p>
+      <w:pPr>
+        <w:spacing w:after="0" w:line="360" w:lineRule="auto"/>
+        <w:jc w:val="both"/>
+        <w:rPr>
+          <w:rFonts w:ascii="Times New Roman" w:hAnsi="Times New Roman" w:cs="Times New Roman"/>
+          <w:sz w:val="26"/>
+          <w:szCs w:val="26"/>
+        </w:rPr>
+      </w:pPr>
+      <w:r>
+        <w:rPr>
+          <w:rFonts w:ascii="Times New Roman" w:hAnsi="Times New Roman" w:cs="Times New Roman"/>
+          <w:b/>
+          <w:sz w:val="26"/>
+          <w:szCs w:val="26"/>
+        </w:rPr>
+        <w:t>Bước 2: Cài vai trò Active Directory Domain Services.</w:t>
+      </w:r>
+    </w:p>
+    <w:p>
+      <w:pPr>
+        <w:rPr>
+          <w:rFonts w:ascii="Times New Roman" w:hAnsi="Times New Roman" w:cs="Times New Roman"/>
+          <w:sz w:val="26"/>
+          <w:szCs w:val="26"/>
+          <w:lang w:val="vi-VN"/>
+        </w:rPr>
+      </w:pPr>
+      <w:r>
+        <w:rPr>
+          <w:rFonts w:ascii="Times New Roman" w:hAnsi="Times New Roman" w:cs="Times New Roman"/>
+          <w:noProof/>
+          <w:sz w:val="26"/>
+          <w:szCs w:val="26"/>
+          <w:lang w:val="vi-VN"/>
+        </w:rPr>
+        <w:lastRenderedPageBreak/>
+        <w:drawing>
+          <wp:inline distT="0" distB="0" distL="0" distR="0" wp14:anchorId="0AAEA295" wp14:editId="78115E86">
+            <wp:extent cx="5321140" cy="3804388"/>
+            <wp:effectExtent l="12700" t="12700" r="13335" b="18415"/>
+            <wp:docPr id="490172" name="Picture 1"/>
+            <wp:cNvGraphicFramePr>
+              <a:graphicFrameLocks xmlns:a="http://schemas.openxmlformats.org/drawingml/2006/main" noChangeAspect="1"/>
+            </wp:cNvGraphicFramePr>
+            <a:graphic xmlns:a="http://schemas.openxmlformats.org/drawingml/2006/main">
+              <a:graphicData uri="http://schemas.openxmlformats.org/drawingml/2006/picture">
+                <pic:pic xmlns:pic="http://schemas.openxmlformats.org/drawingml/2006/picture">
+                  <pic:nvPicPr>
+                    <pic:cNvPr id="490172" name=""/>
+                    <pic:cNvPicPr/>
+                  </pic:nvPicPr>
+                  <pic:blipFill>
+                    <a:blip r:embed="rId10"/>
+                    <a:stretch>
+                      <a:fillRect/>
+                    </a:stretch>
+                  </pic:blipFill>
+                  <pic:spPr>
+                    <a:xfrm>
+                      <a:off x="0" y="0"/>
+                      <a:ext cx="5358725" cy="3831260"/>
+                    </a:xfrm>
+                    <a:prstGeom prst="rect">
+                      <a:avLst/>
+                    </a:prstGeom>
+                    <a:ln>
+                      <a:solidFill>
+                        <a:schemeClr val="accent1"/>
+                      </a:solidFill>
+                    </a:ln>
+                  </pic:spPr>
+                </pic:pic>
+              </a:graphicData>
+            </a:graphic>
+          </wp:inline>
+        </w:drawing>
+      </w:r>
+    </w:p>
+    <w:p>
+      <w:pPr>
+        <w:rPr>
+          <w:rFonts w:ascii="Times New Roman" w:hAnsi="Times New Roman" w:cs="Times New Roman"/>
+          <w:sz w:val="26"/>
+          <w:szCs w:val="26"/>
+          <w:lang w:val="vi-VN"/>
+        </w:rPr>
+      </w:pPr>
+      <w:r>
+        <w:rPr>
+          <w:rFonts w:ascii="Times New Roman" w:hAnsi="Times New Roman" w:cs="Times New Roman"/>
+          <w:noProof/>
+          <w:sz w:val="26"/>
+          <w:szCs w:val="26"/>
+          <w:lang w:val="vi-VN"/>
+        </w:rPr>
+        <w:drawing>
+          <wp:inline distT="0" distB="0" distL="0" distR="0" wp14:anchorId="7E18A744" wp14:editId="74E069D1">
+            <wp:extent cx="5302639" cy="4187160"/>
+            <wp:effectExtent l="12700" t="12700" r="6350" b="17145"/>
+            <wp:docPr id="1785381411" name="Picture 1"/>
+            <wp:cNvGraphicFramePr>
+              <a:graphicFrameLocks xmlns:a="http://schemas.openxmlformats.org/drawingml/2006/main" noChangeAspect="1"/>
+            </wp:cNvGraphicFramePr>
+            <a:graphic xmlns:a="http://schemas.openxmlformats.org/drawingml/2006/main">
+              <a:graphicData uri="http://schemas.openxmlformats.org/drawingml/2006/picture">
+                <pic:pic xmlns:pic="http://schemas.openxmlformats.org/drawingml/2006/picture">
+                  <pic:nvPicPr>
+                    <pic:cNvPr id="1785381411" name=""/>
+                    <pic:cNvPicPr/>
+                  </pic:nvPicPr>
+                  <pic:blipFill>
+                    <a:blip r:embed="rId11"/>
+                    <a:stretch>
+                      <a:fillRect/>
+                    </a:stretch>
+                  </pic:blipFill>
+                  <pic:spPr>
+                    <a:xfrm>
+                      <a:off x="0" y="0"/>
+                      <a:ext cx="5322294" cy="4202680"/>
+                    </a:xfrm>
+                    <a:prstGeom prst="rect">
+                      <a:avLst/>
+                    </a:prstGeom>
+                    <a:ln>
+                      <a:solidFill>
+                        <a:schemeClr val="accent1"/>
+                      </a:solidFill>
+                    </a:ln>
+                  </pic:spPr>
+                </pic:pic>
+              </a:graphicData>
+            </a:graphic>
+          </wp:inline>
+        </w:drawing>
+      </w:r>
+    </w:p>
+    <w:p>
+      <w:pPr>
+        <w:spacing w:after="0" w:line="360" w:lineRule="auto"/>
+        <w:jc w:val="both"/>
+        <w:rPr>
+          <w:rFonts w:ascii="Times New Roman" w:hAnsi="Times New Roman" w:cs="Times New Roman"/>
+          <w:sz w:val="26"/>
+          <w:szCs w:val="26"/>
+        </w:rPr>
+      </w:pPr>
+      <w:r>
+        <w:rPr>
+          <w:rFonts w:ascii="Times New Roman" w:hAnsi="Times New Roman" w:cs="Times New Roman"/>
+          <w:b/>
+          <w:sz w:val="26"/>
+          <w:szCs w:val="26"/>
+        </w:rPr>
+        <w:lastRenderedPageBreak/>
+        <w:t>Bước 3: Promote server thành Domain Controller và tạo forest mới.</w:t>
+      </w:r>
+    </w:p>
+    <w:p>
+      <w:pPr>
+        <w:spacing w:after="0" w:line="360" w:lineRule="auto"/>
+        <w:jc w:val="both"/>
+        <w:rPr>
+          <w:rFonts w:ascii="Times New Roman" w:hAnsi="Times New Roman" w:cs="Times New Roman"/>
+          <w:sz w:val="26"/>
+          <w:szCs w:val="26"/>
+        </w:rPr>
+      </w:pPr>
+      <w:r>
+        <w:rPr>
+          <w:rFonts w:ascii="Times New Roman" w:hAnsi="Times New Roman" w:cs="Times New Roman"/>
+          <w:b/>
+          <w:sz w:val="26"/>
+          <w:szCs w:val="26"/>
+        </w:rPr>
+        <w:t>Bước 4: Cấu hình DNS Forwarder và kiểm tra phân giải tên.</w:t>
+      </w:r>
+    </w:p>
+    <w:p>
+      <w:pPr>
+        <w:rPr>
+          <w:rFonts w:ascii="Times New Roman" w:hAnsi="Times New Roman" w:cs="Times New Roman"/>
+          <w:sz w:val="26"/>
+          <w:szCs w:val="26"/>
+          <w:lang w:val="vi-VN"/>
+        </w:rPr>
+      </w:pPr>
+      <w:r>
+        <w:rPr>
+          <w:rFonts w:ascii="Times New Roman" w:hAnsi="Times New Roman" w:cs="Times New Roman"/>
+          <w:noProof/>
+          <w:sz w:val="26"/>
+          <w:szCs w:val="26"/>
+          <w:lang w:val="vi-VN"/>
+        </w:rPr>
+        <w:drawing>
+          <wp:inline distT="0" distB="0" distL="0" distR="0" wp14:anchorId="40C636E3" wp14:editId="304FA588">
+            <wp:extent cx="5943600" cy="3117850"/>
+            <wp:effectExtent l="0" t="0" r="0" b="6350"/>
+            <wp:docPr id="537926073" name="Picture 1"/>
+            <wp:cNvGraphicFramePr>
+              <a:graphicFrameLocks xmlns:a="http://schemas.openxmlformats.org/drawingml/2006/main" noChangeAspect="1"/>
+            </wp:cNvGraphicFramePr>
+            <a:graphic xmlns:a="http://schemas.openxmlformats.org/drawingml/2006/main">
+              <a:graphicData uri="http://schemas.openxmlformats.org/drawingml/2006/picture">
+                <pic:pic xmlns:pic="http://schemas.openxmlformats.org/drawingml/2006/picture">
+                  <pic:nvPicPr>
+                    <pic:cNvPr id="537926073" name=""/>
+                    <pic:cNvPicPr/>
+                  </pic:nvPicPr>
+                  <pic:blipFill>
+                    <a:blip r:embed="rId12"/>
+                    <a:stretch>
+                      <a:fillRect/>
+                    </a:stretch>
+                  </pic:blipFill>
+                  <pic:spPr>
+                    <a:xfrm>
+                      <a:off x="0" y="0"/>
+                      <a:ext cx="5943600" cy="3117850"/>
+                    </a:xfrm>
+                    <a:prstGeom prst="rect">
+                      <a:avLst/>
+                    </a:prstGeom>
+                  </pic:spPr>
+                </pic:pic>
+              </a:graphicData>
+            </a:graphic>
+          </wp:inline>
+        </w:drawing>
+      </w:r>
+    </w:p>
+    <w:p>
+      <w:pPr>
+        <w:pStyle w:val="Heading2"/>
+        <w:spacing w:before="0" w:line="360" w:lineRule="auto"/>
+        <w:jc w:val="both"/>
+        <w:rPr>
+          <w:rFonts w:ascii="Times New Roman" w:hAnsi="Times New Roman" w:cs="Times New Roman"/>
+          <w:sz w:val="26"/>
+          <w:szCs w:val="26"/>
+          <w:lang w:val="vi-VN"/>
+        </w:rPr>
+      </w:pPr>
+      <w:bookmarkStart w:id="5" w:name="_Toc242090290"/>
+      <w:r>
+        <w:rPr>
+          <w:rFonts w:ascii="Times New Roman" w:hAnsi="Times New Roman" w:cs="Times New Roman"/>
+          <w:sz w:val="26"/>
+          <w:szCs w:val="26"/>
+        </w:rPr>
+        <w:t>5. Truy cập giao diện quản trị pfSense</w:t>
+      </w:r>
+      <w:bookmarkEnd w:id="5"/>
+    </w:p>
+    <w:p>
+      <w:pPr>
+        <w:rPr>
+          <w:rFonts w:ascii="Times New Roman" w:hAnsi="Times New Roman" w:cs="Times New Roman"/>
+          <w:sz w:val="26"/>
+          <w:szCs w:val="26"/>
+          <w:lang w:val="vi-VN"/>
+        </w:rPr>
+      </w:pPr>
+      <w:r>
+        <w:rPr>
+          <w:rFonts w:ascii="Times New Roman" w:hAnsi="Times New Roman" w:cs="Times New Roman"/>
+          <w:sz w:val="26"/>
+          <w:szCs w:val="26"/>
+        </w:rPr>
+        <w:t>Bước 1</w:t>
+      </w:r>
+      <w:r>
+        <w:rPr>
+          <w:rFonts w:ascii="Times New Roman" w:hAnsi="Times New Roman" w:cs="Times New Roman"/>
+          <w:sz w:val="26"/>
+          <w:szCs w:val="26"/>
+          <w:lang w:val="vi-VN"/>
+        </w:rPr>
+        <w:t>:</w:t>
+      </w:r>
+    </w:p>
+    <w:p>
+      <w:pPr>
+        <w:rPr>
+          <w:rFonts w:ascii="Times New Roman" w:hAnsi="Times New Roman" w:cs="Times New Roman"/>
+          <w:sz w:val="26"/>
+          <w:szCs w:val="26"/>
+          <w:lang w:val="vi-VN"/>
+        </w:rPr>
+      </w:pPr>
+      <w:r>
+        <w:rPr>
+          <w:rFonts w:ascii="Times New Roman" w:hAnsi="Times New Roman" w:cs="Times New Roman"/>
+          <w:noProof/>
+          <w:sz w:val="26"/>
+          <w:szCs w:val="26"/>
+          <w:lang w:val="vi-VN"/>
+        </w:rPr>
+        <w:drawing>
+          <wp:inline distT="0" distB="0" distL="0" distR="0" wp14:anchorId="318009AC" wp14:editId="1E3B7A21">
+            <wp:extent cx="5943600" cy="3097530"/>
+            <wp:effectExtent l="0" t="0" r="0" b="1270"/>
+            <wp:docPr id="1411187351" name="Picture 1"/>
+            <wp:cNvGraphicFramePr>
+              <a:graphicFrameLocks xmlns:a="http://schemas.openxmlformats.org/drawingml/2006/main" noChangeAspect="1"/>
+            </wp:cNvGraphicFramePr>
+            <a:graphic xmlns:a="http://schemas.openxmlformats.org/drawingml/2006/main">
+              <a:graphicData uri="http://schemas.openxmlformats.org/drawingml/2006/picture">
+                <pic:pic xmlns:pic="http://schemas.openxmlformats.org/drawingml/2006/picture">
+                  <pic:nvPicPr>
+                    <pic:cNvPr id="1411187351" name=""/>
+                    <pic:cNvPicPr/>
+                  </pic:nvPicPr>
+                  <pic:blipFill>
+                    <a:blip r:embed="rId13"/>
+                    <a:stretch>
+                      <a:fillRect/>
+                    </a:stretch>
+                  </pic:blipFill>
+                  <pic:spPr>
+                    <a:xfrm>
+                      <a:off x="0" y="0"/>
+                      <a:ext cx="5943600" cy="3097530"/>
+                    </a:xfrm>
+                    <a:prstGeom prst="rect">
+                      <a:avLst/>
+                    </a:prstGeom>
+                  </pic:spPr>
+                </pic:pic>
+              </a:graphicData>
+            </a:graphic>
+          </wp:inline>
+        </w:drawing>
+      </w:r>
+    </w:p>
+    <w:p>
+      <w:pPr>
+        <w:rPr>
+          <w:rFonts w:ascii="Times New Roman" w:hAnsi="Times New Roman" w:cs="Times New Roman"/>
+          <w:sz w:val="26"/>
+          <w:szCs w:val="26"/>
+          <w:lang w:val="vi-VN"/>
+        </w:rPr>
+      </w:pPr>
+    </w:p>
+    <w:p>
+      <w:pPr>
+        <w:spacing w:after="0" w:line="360" w:lineRule="auto"/>
+        <w:jc w:val="both"/>
+        <w:rPr>
+          <w:rFonts w:ascii="Times New Roman" w:hAnsi="Times New Roman" w:cs="Times New Roman"/>
+          <w:b/>
+          <w:sz w:val="26"/>
+          <w:szCs w:val="26"/>
+          <w:lang w:val="vi-VN"/>
+        </w:rPr>
+      </w:pPr>
+      <w:r>
+        <w:rPr>
+          <w:rFonts w:ascii="Times New Roman" w:hAnsi="Times New Roman" w:cs="Times New Roman"/>
+          <w:b/>
+          <w:sz w:val="26"/>
+          <w:szCs w:val="26"/>
+        </w:rPr>
+        <w:t xml:space="preserve">Bước 2: Mở trình duyệt và truy cập </w:t>
+      </w:r>
+      <w:hyperlink r:id="rId14" w:history="1">
+        <w:r>
+          <w:rPr>
+            <w:rStyle w:val="Hyperlink"/>
+            <w:rFonts w:ascii="Times New Roman" w:hAnsi="Times New Roman" w:cs="Times New Roman"/>
+            <w:b/>
+            <w:sz w:val="26"/>
+            <w:szCs w:val="26"/>
+          </w:rPr>
+          <w:t>https://10.0.0.1</w:t>
+        </w:r>
+      </w:hyperlink>
+      <w:r>
+        <w:rPr>
+          <w:rFonts w:ascii="Times New Roman" w:hAnsi="Times New Roman" w:cs="Times New Roman"/>
+          <w:b/>
+          <w:sz w:val="26"/>
+          <w:szCs w:val="26"/>
+        </w:rPr>
+        <w:t>.</w:t>
+      </w:r>
+    </w:p>
+    <w:p>
+      <w:pPr>
+        <w:spacing w:after="0" w:line="360" w:lineRule="auto"/>
+        <w:jc w:val="both"/>
+        <w:rPr>
+          <w:rFonts w:ascii="Times New Roman" w:hAnsi="Times New Roman" w:cs="Times New Roman"/>
+          <w:sz w:val="26"/>
+          <w:szCs w:val="26"/>
+          <w:lang w:val="vi-VN"/>
+        </w:rPr>
+      </w:pPr>
+      <w:r>
+        <w:rPr>
+          <w:rFonts w:ascii="Times New Roman" w:hAnsi="Times New Roman" w:cs="Times New Roman"/>
+          <w:b/>
+          <w:sz w:val="26"/>
+          <w:szCs w:val="26"/>
+        </w:rPr>
+        <w:lastRenderedPageBreak/>
+        <w:t>Bước 3: Chạy Setup Wizard, đặt LAN = 10.0.0.1/8 và đổi mật khẩu quản trị.</w:t>
+      </w:r>
+    </w:p>
+    <w:p>
+      <w:pPr>
+        <w:spacing w:after="0" w:line="360" w:lineRule="auto"/>
+        <w:jc w:val="both"/>
+        <w:rPr>
+          <w:rFonts w:ascii="Times New Roman" w:hAnsi="Times New Roman" w:cs="Times New Roman"/>
+          <w:sz w:val="26"/>
+          <w:szCs w:val="26"/>
+          <w:lang w:val="vi-VN"/>
+        </w:rPr>
+      </w:pPr>
+      <w:r>
+        <w:rPr>
+          <w:rFonts w:ascii="Times New Roman" w:hAnsi="Times New Roman" w:cs="Times New Roman"/>
+          <w:noProof/>
+          <w:sz w:val="26"/>
+          <w:szCs w:val="26"/>
+          <w:lang w:val="vi-VN"/>
+        </w:rPr>
+        <w:drawing>
+          <wp:inline distT="0" distB="0" distL="0" distR="0" wp14:anchorId="16738A28" wp14:editId="5B1FEE45">
+            <wp:extent cx="5943600" cy="4440555"/>
+            <wp:effectExtent l="0" t="0" r="0" b="4445"/>
+            <wp:docPr id="50642110" name="Picture 1"/>
+            <wp:cNvGraphicFramePr>
+              <a:graphicFrameLocks xmlns:a="http://schemas.openxmlformats.org/drawingml/2006/main" noChangeAspect="1"/>
+            </wp:cNvGraphicFramePr>
+            <a:graphic xmlns:a="http://schemas.openxmlformats.org/drawingml/2006/main">
+              <a:graphicData uri="http://schemas.openxmlformats.org/drawingml/2006/picture">
+                <pic:pic xmlns:pic="http://schemas.openxmlformats.org/drawingml/2006/picture">
+                  <pic:nvPicPr>
+                    <pic:cNvPr id="50642110" name=""/>
+                    <pic:cNvPicPr/>
+                  </pic:nvPicPr>
+                  <pic:blipFill>
+                    <a:blip r:embed="rId15"/>
+                    <a:stretch>
+                      <a:fillRect/>
+                    </a:stretch>
+                  </pic:blipFill>
+                  <pic:spPr>
+                    <a:xfrm>
+                      <a:off x="0" y="0"/>
+                      <a:ext cx="5943600" cy="4440555"/>
+                    </a:xfrm>
+                    <a:prstGeom prst="rect">
+                      <a:avLst/>
+                    </a:prstGeom>
+                  </pic:spPr>
+                </pic:pic>
+              </a:graphicData>
+            </a:graphic>
+          </wp:inline>
+        </w:drawing>
+      </w:r>
+    </w:p>
+    <w:p>
+      <w:pPr>
+        <w:spacing w:after="0" w:line="360" w:lineRule="auto"/>
+        <w:jc w:val="both"/>
+        <w:rPr>
+          <w:rFonts w:ascii="Times New Roman" w:hAnsi="Times New Roman" w:cs="Times New Roman"/>
+          <w:sz w:val="26"/>
+          <w:szCs w:val="26"/>
+        </w:rPr>
+      </w:pPr>
+      <w:r>
+        <w:rPr>
+          <w:rFonts w:ascii="Times New Roman" w:hAnsi="Times New Roman" w:cs="Times New Roman"/>
+          <w:b/>
+          <w:sz w:val="26"/>
+          <w:szCs w:val="26"/>
+        </w:rPr>
+        <w:t>Bước 4: Kiểm tra Dashboard sau khi hoàn tất.</w:t>
+      </w:r>
+    </w:p>
+    <w:p>
+      <w:pPr>
+        <w:spacing w:after="0" w:line="360" w:lineRule="auto"/>
+        <w:jc w:val="center"/>
+        <w:rPr>
+          <w:rFonts w:ascii="Times New Roman" w:hAnsi="Times New Roman" w:cs="Times New Roman"/>
+          <w:sz w:val="26"/>
+          <w:szCs w:val="26"/>
+          <w:lang w:val="vi-VN"/>
+        </w:rPr>
+      </w:pPr>
+      <w:r>
+        <w:rPr>
+          <w:rFonts w:ascii="Times New Roman" w:hAnsi="Times New Roman" w:cs="Times New Roman"/>
+          <w:noProof/>
+          <w:sz w:val="26"/>
+          <w:szCs w:val="26"/>
+          <w:lang w:val="vi-VN"/>
+        </w:rPr>
+        <w:lastRenderedPageBreak/>
+        <w:drawing>
+          <wp:inline distT="0" distB="0" distL="0" distR="0" wp14:anchorId="1088281E" wp14:editId="6E1AFEE4">
+            <wp:extent cx="5943600" cy="4667250"/>
+            <wp:effectExtent l="0" t="0" r="0" b="6350"/>
+            <wp:docPr id="1165382529" name="Picture 1"/>
+            <wp:cNvGraphicFramePr>
+              <a:graphicFrameLocks xmlns:a="http://schemas.openxmlformats.org/drawingml/2006/main" noChangeAspect="1"/>
+            </wp:cNvGraphicFramePr>
+            <a:graphic xmlns:a="http://schemas.openxmlformats.org/drawingml/2006/main">
+              <a:graphicData uri="http://schemas.openxmlformats.org/drawingml/2006/picture">
+                <pic:pic xmlns:pic="http://schemas.openxmlformats.org/drawingml/2006/picture">
+                  <pic:nvPicPr>
+                    <pic:cNvPr id="1165382529" name=""/>
+                    <pic:cNvPicPr/>
+                  </pic:nvPicPr>
+                  <pic:blipFill>
+                    <a:blip r:embed="rId16"/>
+                    <a:stretch>
+                      <a:fillRect/>
+                    </a:stretch>
+                  </pic:blipFill>
+                  <pic:spPr>
+                    <a:xfrm>
+                      <a:off x="0" y="0"/>
+                      <a:ext cx="5943600" cy="4667250"/>
+                    </a:xfrm>
+                    <a:prstGeom prst="rect">
+                      <a:avLst/>
+                    </a:prstGeom>
+                  </pic:spPr>
+                </pic:pic>
+              </a:graphicData>
+            </a:graphic>
+          </wp:inline>
+        </w:drawing>
+      </w:r>
+    </w:p>
+    <w:p>
+      <w:pPr>
+        <w:pStyle w:val="Heading2"/>
+        <w:spacing w:before="0" w:line="360" w:lineRule="auto"/>
+        <w:jc w:val="both"/>
+        <w:rPr>
+          <w:rFonts w:ascii="Times New Roman" w:hAnsi="Times New Roman" w:cs="Times New Roman"/>
+          <w:sz w:val="26"/>
+          <w:szCs w:val="26"/>
+          <w:lang w:val="vi-VN"/>
+        </w:rPr>
+      </w:pPr>
+      <w:bookmarkStart w:id="6" w:name="_Toc242090291"/>
+      <w:r>
+        <w:rPr>
+          <w:rFonts w:ascii="Times New Roman" w:hAnsi="Times New Roman" w:cs="Times New Roman"/>
+          <w:sz w:val="26"/>
+          <w:szCs w:val="26"/>
+        </w:rPr>
+        <w:t>6. Cấu hình vùng DMZ</w:t>
+      </w:r>
+      <w:bookmarkEnd w:id="6"/>
+    </w:p>
+    <w:p>
+      <w:pPr>
+        <w:spacing w:after="0" w:line="360" w:lineRule="auto"/>
+        <w:jc w:val="both"/>
+        <w:rPr>
+          <w:rFonts w:ascii="Times New Roman" w:hAnsi="Times New Roman" w:cs="Times New Roman"/>
+          <w:sz w:val="26"/>
+          <w:szCs w:val="26"/>
+        </w:rPr>
+      </w:pPr>
+      <w:r>
+        <w:rPr>
+          <w:rFonts w:ascii="Times New Roman" w:hAnsi="Times New Roman" w:cs="Times New Roman"/>
+          <w:b/>
+          <w:sz w:val="26"/>
+          <w:szCs w:val="26"/>
+        </w:rPr>
+        <w:t>Bước 1: Vào Interfaces → Assignments, thêm card mạng thứ ba làm OPT1.</w:t>
+      </w:r>
+    </w:p>
+    <w:p>
+      <w:pPr>
+        <w:rPr>
+          <w:rFonts w:ascii="Times New Roman" w:hAnsi="Times New Roman" w:cs="Times New Roman"/>
+          <w:sz w:val="26"/>
+          <w:szCs w:val="26"/>
+          <w:lang w:val="vi-VN"/>
+        </w:rPr>
+      </w:pPr>
+    </w:p>
+    <w:p>
+      <w:pPr>
+        <w:spacing w:after="0" w:line="360" w:lineRule="auto"/>
+        <w:rPr>
+          <w:rFonts w:ascii="Times New Roman" w:hAnsi="Times New Roman" w:cs="Times New Roman"/>
+          <w:sz w:val="26"/>
+          <w:szCs w:val="26"/>
+          <w:lang w:val="vi-VN"/>
+        </w:rPr>
+      </w:pPr>
+      <w:r>
+        <w:rPr>
+          <w:rFonts w:ascii="Times New Roman" w:hAnsi="Times New Roman" w:cs="Times New Roman"/>
+          <w:noProof/>
+          <w:sz w:val="26"/>
+          <w:szCs w:val="26"/>
+          <w:lang w:val="vi-VN"/>
+        </w:rPr>
+        <w:lastRenderedPageBreak/>
+        <w:drawing>
+          <wp:inline distT="0" distB="0" distL="0" distR="0" wp14:anchorId="196A2459" wp14:editId="2AFF1A5F">
+            <wp:extent cx="5943600" cy="4719955"/>
+            <wp:effectExtent l="0" t="0" r="0" b="4445"/>
+            <wp:docPr id="1755862576" name="Picture 1"/>
+            <wp:cNvGraphicFramePr>
+              <a:graphicFrameLocks xmlns:a="http://schemas.openxmlformats.org/drawingml/2006/main" noChangeAspect="1"/>
+            </wp:cNvGraphicFramePr>
+            <a:graphic xmlns:a="http://schemas.openxmlformats.org/drawingml/2006/main">
+              <a:graphicData uri="http://schemas.openxmlformats.org/drawingml/2006/picture">
+                <pic:pic xmlns:pic="http://schemas.openxmlformats.org/drawingml/2006/picture">
+                  <pic:nvPicPr>
+                    <pic:cNvPr id="1755862576" name=""/>
+                    <pic:cNvPicPr/>
+                  </pic:nvPicPr>
+                  <pic:blipFill>
+                    <a:blip r:embed="rId17"/>
+                    <a:stretch>
+                      <a:fillRect/>
+                    </a:stretch>
+                  </pic:blipFill>
+                  <pic:spPr>
+                    <a:xfrm>
+                      <a:off x="0" y="0"/>
+                      <a:ext cx="5943600" cy="4719955"/>
+                    </a:xfrm>
+                    <a:prstGeom prst="rect">
+                      <a:avLst/>
+                    </a:prstGeom>
+                  </pic:spPr>
+                </pic:pic>
+              </a:graphicData>
+            </a:graphic>
+          </wp:inline>
+        </w:drawing>
+      </w:r>
+    </w:p>
+    <w:p>
+      <w:pPr>
+        <w:spacing w:after="0" w:line="360" w:lineRule="auto"/>
+        <w:jc w:val="both"/>
+        <w:rPr>
+          <w:rFonts w:ascii="Times New Roman" w:hAnsi="Times New Roman" w:cs="Times New Roman"/>
+          <w:sz w:val="26"/>
+          <w:szCs w:val="26"/>
+        </w:rPr>
+      </w:pPr>
+      <w:r>
+        <w:rPr>
+          <w:rFonts w:ascii="Times New Roman" w:hAnsi="Times New Roman" w:cs="Times New Roman"/>
+          <w:b/>
+          <w:sz w:val="26"/>
+          <w:szCs w:val="26"/>
+        </w:rPr>
+        <w:t>Bước 2: Vào Interfaces → OPT1 và cấu hình như sau:</w:t>
+      </w:r>
+    </w:p>
+    <w:p>
+      <w:pPr>
+        <w:pStyle w:val="ListBullet"/>
+        <w:tabs>
+          <w:tab w:val="num" w:pos="360"/>
+        </w:tabs>
+        <w:spacing w:after="0" w:line="360" w:lineRule="auto"/>
+        <w:ind w:left="369" w:hanging="360"/>
+        <w:jc w:val="both"/>
+        <w:rPr>
+          <w:rFonts w:cs="Times New Roman"/>
+          <w:sz w:val="26"/>
+          <w:szCs w:val="26"/>
+        </w:rPr>
+      </w:pPr>
+      <w:r>
+        <w:rPr>
+          <w:rFonts w:cs="Times New Roman"/>
+          <w:sz w:val="26"/>
+          <w:szCs w:val="26"/>
+        </w:rPr>
+        <w:t>Enable interface.</w:t>
+      </w:r>
+    </w:p>
+    <w:p>
+      <w:pPr>
+        <w:pStyle w:val="ListBullet"/>
+        <w:tabs>
+          <w:tab w:val="num" w:pos="360"/>
+        </w:tabs>
+        <w:spacing w:after="0" w:line="360" w:lineRule="auto"/>
+        <w:ind w:left="369" w:hanging="360"/>
+        <w:jc w:val="both"/>
+        <w:rPr>
+          <w:rFonts w:cs="Times New Roman"/>
+          <w:sz w:val="26"/>
+          <w:szCs w:val="26"/>
+        </w:rPr>
+      </w:pPr>
+      <w:r>
+        <w:rPr>
+          <w:rFonts w:cs="Times New Roman"/>
+          <w:sz w:val="26"/>
+          <w:szCs w:val="26"/>
+        </w:rPr>
+        <w:t>Description = DMZ.</w:t>
+      </w:r>
+    </w:p>
+    <w:p>
+      <w:pPr>
+        <w:pStyle w:val="ListBullet"/>
+        <w:tabs>
+          <w:tab w:val="num" w:pos="360"/>
+        </w:tabs>
+        <w:spacing w:after="0" w:line="360" w:lineRule="auto"/>
+        <w:ind w:left="369" w:hanging="360"/>
+        <w:jc w:val="both"/>
+        <w:rPr>
+          <w:rFonts w:cs="Times New Roman"/>
+          <w:sz w:val="26"/>
+          <w:szCs w:val="26"/>
+        </w:rPr>
+      </w:pPr>
+      <w:r>
+        <w:rPr>
+          <w:rFonts w:cs="Times New Roman"/>
+          <w:sz w:val="26"/>
+          <w:szCs w:val="26"/>
+        </w:rPr>
+        <w:t>IPv4 Configuration Type = Static IPv4.</w:t>
+      </w:r>
+    </w:p>
+    <w:p>
+      <w:pPr>
+        <w:pStyle w:val="ListBullet"/>
+        <w:tabs>
+          <w:tab w:val="num" w:pos="360"/>
+        </w:tabs>
+        <w:spacing w:after="0" w:line="360" w:lineRule="auto"/>
+        <w:ind w:left="369" w:hanging="360"/>
+        <w:jc w:val="both"/>
+        <w:rPr>
+          <w:rFonts w:cs="Times New Roman"/>
+          <w:sz w:val="26"/>
+          <w:szCs w:val="26"/>
+        </w:rPr>
+      </w:pPr>
+      <w:r>
+        <w:rPr>
+          <w:rFonts w:cs="Times New Roman"/>
+          <w:sz w:val="26"/>
+          <w:szCs w:val="26"/>
+        </w:rPr>
+        <w:t>IPv4 Address = 172.16.0.1/16.</w:t>
+      </w:r>
+    </w:p>
+    <w:p>
+      <w:pPr>
+        <w:spacing w:after="0" w:line="360" w:lineRule="auto"/>
+        <w:rPr>
+          <w:rFonts w:ascii="Times New Roman" w:hAnsi="Times New Roman" w:cs="Times New Roman"/>
+          <w:sz w:val="26"/>
+          <w:szCs w:val="26"/>
+          <w:lang w:val="vi-VN"/>
+        </w:rPr>
+      </w:pPr>
+    </w:p>
+    <w:p>
+      <w:pPr>
+        <w:spacing w:after="0" w:line="360" w:lineRule="auto"/>
+        <w:jc w:val="both"/>
+        <w:rPr>
+          <w:rFonts w:ascii="Times New Roman" w:hAnsi="Times New Roman" w:cs="Times New Roman"/>
+          <w:b/>
+          <w:sz w:val="26"/>
+          <w:szCs w:val="26"/>
+          <w:lang w:val="vi-VN"/>
+        </w:rPr>
+      </w:pPr>
+      <w:r>
+        <w:rPr>
+          <w:rFonts w:ascii="Times New Roman" w:hAnsi="Times New Roman" w:cs="Times New Roman"/>
+          <w:b/>
+          <w:sz w:val="26"/>
+          <w:szCs w:val="26"/>
+        </w:rPr>
+        <w:t>Bước 3: Tạo máy DMZ-Web bắt buộc cho Tình huống 3 và 4.</w:t>
+      </w:r>
+    </w:p>
+    <w:p>
+      <w:pPr>
+        <w:spacing w:after="0" w:line="360" w:lineRule="auto"/>
+        <w:jc w:val="both"/>
+        <w:rPr>
+          <w:rFonts w:ascii="Times New Roman" w:hAnsi="Times New Roman" w:cs="Times New Roman"/>
+          <w:sz w:val="26"/>
+          <w:szCs w:val="26"/>
+          <w:lang w:val="vi-VN"/>
+        </w:rPr>
+      </w:pPr>
+      <w:r>
+        <w:rPr>
+          <w:rFonts w:ascii="Times New Roman" w:hAnsi="Times New Roman" w:cs="Times New Roman"/>
+          <w:noProof/>
+          <w:sz w:val="26"/>
+          <w:szCs w:val="26"/>
+          <w:lang w:val="vi-VN"/>
+        </w:rPr>
+        <w:lastRenderedPageBreak/>
+        <w:drawing>
+          <wp:inline distT="0" distB="0" distL="0" distR="0" wp14:anchorId="4CD55A0A" wp14:editId="4B990E36">
+            <wp:extent cx="5943600" cy="4713605"/>
+            <wp:effectExtent l="0" t="0" r="0" b="0"/>
+            <wp:docPr id="1935950496" name="Picture 1"/>
+            <wp:cNvGraphicFramePr>
+              <a:graphicFrameLocks xmlns:a="http://schemas.openxmlformats.org/drawingml/2006/main" noChangeAspect="1"/>
+            </wp:cNvGraphicFramePr>
+            <a:graphic xmlns:a="http://schemas.openxmlformats.org/drawingml/2006/main">
+              <a:graphicData uri="http://schemas.openxmlformats.org/drawingml/2006/picture">
+                <pic:pic xmlns:pic="http://schemas.openxmlformats.org/drawingml/2006/picture">
+                  <pic:nvPicPr>
+                    <pic:cNvPr id="1935950496" name=""/>
+                    <pic:cNvPicPr/>
+                  </pic:nvPicPr>
+                  <pic:blipFill>
+                    <a:blip r:embed="rId18"/>
+                    <a:stretch>
+                      <a:fillRect/>
+                    </a:stretch>
+                  </pic:blipFill>
+                  <pic:spPr>
+                    <a:xfrm>
+                      <a:off x="0" y="0"/>
+                      <a:ext cx="5943600" cy="4713605"/>
+                    </a:xfrm>
+                    <a:prstGeom prst="rect">
+                      <a:avLst/>
+                    </a:prstGeom>
+                  </pic:spPr>
+                </pic:pic>
+              </a:graphicData>
+            </a:graphic>
+          </wp:inline>
+        </w:drawing>
+      </w:r>
+    </w:p>
+    <w:p>
+      <w:pPr>
+        <w:spacing w:after="0" w:line="360" w:lineRule="auto"/>
+        <w:jc w:val="both"/>
+        <w:rPr>
+          <w:rFonts w:ascii="Times New Roman" w:hAnsi="Times New Roman" w:cs="Times New Roman"/>
+          <w:sz w:val="26"/>
+          <w:szCs w:val="26"/>
+          <w:lang w:val="vi-VN"/>
+        </w:rPr>
+      </w:pPr>
+      <w:r>
+        <w:rPr>
+          <w:rFonts w:ascii="Times New Roman" w:hAnsi="Times New Roman" w:cs="Times New Roman"/>
+          <w:noProof/>
+          <w:sz w:val="26"/>
+          <w:szCs w:val="26"/>
+          <w:lang w:val="vi-VN"/>
+        </w:rPr>
+        <w:lastRenderedPageBreak/>
+        <w:drawing>
+          <wp:inline distT="0" distB="0" distL="0" distR="0" wp14:anchorId="169743E5" wp14:editId="33B35386">
+            <wp:extent cx="5943600" cy="4681855"/>
+            <wp:effectExtent l="0" t="0" r="0" b="4445"/>
+            <wp:docPr id="2141219409" name="Picture 1"/>
+            <wp:cNvGraphicFramePr>
+              <a:graphicFrameLocks xmlns:a="http://schemas.openxmlformats.org/drawingml/2006/main" noChangeAspect="1"/>
+            </wp:cNvGraphicFramePr>
+            <a:graphic xmlns:a="http://schemas.openxmlformats.org/drawingml/2006/main">
+              <a:graphicData uri="http://schemas.openxmlformats.org/drawingml/2006/picture">
+                <pic:pic xmlns:pic="http://schemas.openxmlformats.org/drawingml/2006/picture">
+                  <pic:nvPicPr>
+                    <pic:cNvPr id="2141219409" name=""/>
+                    <pic:cNvPicPr/>
+                  </pic:nvPicPr>
+                  <pic:blipFill>
+                    <a:blip r:embed="rId19"/>
+                    <a:stretch>
+                      <a:fillRect/>
+                    </a:stretch>
+                  </pic:blipFill>
+                  <pic:spPr>
+                    <a:xfrm>
+                      <a:off x="0" y="0"/>
+                      <a:ext cx="5943600" cy="4681855"/>
+                    </a:xfrm>
+                    <a:prstGeom prst="rect">
+                      <a:avLst/>
+                    </a:prstGeom>
+                  </pic:spPr>
+                </pic:pic>
+              </a:graphicData>
+            </a:graphic>
+          </wp:inline>
+        </w:drawing>
+      </w:r>
+    </w:p>
+    <w:p>
+      <w:pPr>
+        <w:spacing w:after="0" w:line="360" w:lineRule="auto"/>
+        <w:rPr>
+          <w:rFonts w:ascii="Times New Roman" w:hAnsi="Times New Roman" w:cs="Times New Roman"/>
+          <w:sz w:val="26"/>
+          <w:szCs w:val="26"/>
+          <w:lang w:val="vi-VN"/>
+        </w:rPr>
+      </w:pPr>
+    </w:p>
+    <w:p>
+      <w:pPr>
+        <w:pStyle w:val="Heading2"/>
+        <w:spacing w:before="0" w:line="360" w:lineRule="auto"/>
+        <w:jc w:val="both"/>
+        <w:rPr>
+          <w:rFonts w:ascii="Times New Roman" w:hAnsi="Times New Roman" w:cs="Times New Roman"/>
+          <w:bCs/>
+          <w:sz w:val="26"/>
+          <w:szCs w:val="26"/>
+        </w:rPr>
+      </w:pPr>
+      <w:bookmarkStart w:id="7" w:name="_Toc242090292"/>
+      <w:r>
+        <w:rPr>
+          <w:rFonts w:ascii="Times New Roman" w:hAnsi="Times New Roman" w:cs="Times New Roman"/>
+          <w:sz w:val="26"/>
+          <w:szCs w:val="26"/>
+        </w:rPr>
+        <w:t>7. Kiểm tra Outbound NAT tự động (Automatic / Hybrid)</w:t>
+      </w:r>
+      <w:bookmarkEnd w:id="7"/>
+    </w:p>
+    <w:p>
+      <w:pPr>
+        <w:rPr>
+          <w:rFonts w:ascii="Times New Roman" w:hAnsi="Times New Roman" w:cs="Times New Roman"/>
+          <w:sz w:val="26"/>
+          <w:szCs w:val="26"/>
+          <w:lang w:val="vi-VN"/>
+        </w:rPr>
+      </w:pPr>
+      <w:r>
+        <w:rPr>
+          <w:rFonts w:ascii="Times New Roman" w:hAnsi="Times New Roman" w:cs="Times New Roman"/>
+          <w:sz w:val="26"/>
+          <w:szCs w:val="26"/>
+        </w:rPr>
+        <w:t>Bước 1:</w:t>
+      </w:r>
+    </w:p>
+    <w:p>
+      <w:pPr>
+        <w:rPr>
+          <w:rFonts w:ascii="Times New Roman" w:hAnsi="Times New Roman" w:cs="Times New Roman"/>
+          <w:sz w:val="26"/>
+          <w:szCs w:val="26"/>
+          <w:lang w:val="vi-VN"/>
+        </w:rPr>
+      </w:pPr>
+      <w:r>
+        <w:rPr>
+          <w:rFonts w:ascii="Times New Roman" w:hAnsi="Times New Roman" w:cs="Times New Roman"/>
+          <w:sz w:val="26"/>
+          <w:szCs w:val="26"/>
+        </w:rPr>
+        <w:t>Bước 2:</w:t>
+      </w:r>
+    </w:p>
+    <w:p>
+      <w:pPr>
+        <w:rPr>
+          <w:rFonts w:ascii="Times New Roman" w:hAnsi="Times New Roman" w:cs="Times New Roman"/>
+          <w:sz w:val="26"/>
+          <w:szCs w:val="26"/>
+          <w:lang w:val="vi-VN"/>
+        </w:rPr>
+      </w:pPr>
+    </w:p>
     <w:sectPr>
       <w:pgSz w:w="12240" w:h="15840"/>
       <w:pgMar w:top="1440" w:right="1440" w:bottom="1440" w:left="1440" w:header="708" w:footer="708" w:gutter="0"/>
@@ -11,6 +1483,35 @@
     </w:sectPr>
   </w:body>
 </w:document>
+</file>
+
+<file path=word/numbering.xml><?xml version="1.0" encoding="utf-8"?>
+<w:numbering xmlns:wpc="http://schemas.microsoft.com/office/word/2010/wordprocessingCanvas" xmlns:cx="http://schemas.microsoft.com/office/drawing/2014/chartex" xmlns:cx1="http://schemas.microsoft.com/office/drawing/2015/9/8/chartex" xmlns:cx2="http://schemas.microsoft.com/office/drawing/2015/10/21/chartex" xmlns:cx3="http://schemas.microsoft.com/office/drawing/2016/5/9/chartex" xmlns:cx4="http://schemas.microsoft.com/office/drawing/2016/5/10/chartex" xmlns:cx5="http://schemas.microsoft.com/office/drawing/2016/5/11/chartex" xmlns:cx6="http://schemas.microsoft.com/office/drawing/2016/5/12/chartex" xmlns:cx7="http://schemas.microsoft.com/office/drawing/2016/5/13/chartex" xmlns:cx8="http://schemas.microsoft.com/office/drawing/2016/5/14/chartex" xmlns:mc="http://schemas.openxmlformats.org/markup-compatibility/2006" xmlns:m="http://schemas.openxmlformats.org/officeDocument/2006/math" xmlns:aink="http://schemas.microsoft.com/office/drawing/2016/ink" xmlns:am3d="http://schemas.microsoft.com/office/drawing/2017/model3d" xmlns:oel="http://schemas.microsoft.com/office/2019/extlst" xmlns:r="http://schemas.openxmlformats.org/officeDocument/2006/relationships" xmlns:wp14="http://schemas.microsoft.com/office/word/2010/wordprocessingDrawing" xmlns:wp="http://schemas.openxmlformats.org/drawingml/2006/wordprocessingDrawing" xmlns:wpg="http://schemas.microsoft.com/office/word/2010/wordprocessingGroup" xmlns:wpi="http://schemas.microsoft.com/office/word/2010/wordprocessingInk" xmlns:wps="http://schemas.microsoft.com/office/word/2010/wordprocessingShape" xmlns:o="urn:schemas-microsoft-com:office:office" xmlns:v="urn:schemas-microsoft-com:vml" xmlns:w10="urn:schemas-microsoft-com:office:word" xmlns:w="http://schemas.openxmlformats.org/wordprocessingml/2006/main" xmlns:w14="http://schemas.microsoft.com/office/word/2010/wordml" xmlns:w15="http://schemas.microsoft.com/office/word/2012/wordml" xmlns:w16cex="http://schemas.microsoft.com/office/word/2018/wordml/cex" xmlns:w16cid="http://schemas.microsoft.com/office/word/2016/wordml/cid" xmlns:w16="http://schemas.microsoft.com/office/word/2018/wordml" xmlns:w16sdtdh="http://schemas.microsoft.com/office/word/2020/wordml/sdtdatahash" xmlns:w16sdtfl="http://schemas.microsoft.com/office/word/2024/wordml/sdtformatlock" xmlns:w16se="http://schemas.microsoft.com/office/word/2015/wordml/symex" xmlns:w16du="http://schemas.microsoft.com/office/word/2023/wordml/word16du" xmlns:wne="http://schemas.microsoft.com/office/word/2006/wordml" mc:Ignorable="w14 w15 w16se w16cid w16 w16cex w16sdtdh w16sdtfl w16du wp14">
+  <w:abstractNum w:abstractNumId="0" w15:restartNumberingAfterBreak="0">
+    <w:nsid w:val="FFFFFF89"/>
+    <w:multiLevelType w:val="singleLevel"/>
+    <w:tmpl w:val="1980AD70"/>
+    <w:lvl w:ilvl="0">
+      <w:start w:val="1"/>
+      <w:numFmt w:val="bullet"/>
+      <w:pStyle w:val="ListBullet"/>
+      <w:lvlText w:val=""/>
+      <w:lvlJc w:val="left"/>
+      <w:pPr>
+        <w:tabs>
+          <w:tab w:val="num" w:pos="360"/>
+        </w:tabs>
+        <w:ind w:left="360" w:hanging="360"/>
+      </w:pPr>
+      <w:rPr>
+        <w:rFonts w:ascii="Symbol" w:hAnsi="Symbol" w:hint="default"/>
+      </w:rPr>
+    </w:lvl>
+  </w:abstractNum>
+  <w:num w:numId="1" w16cid:durableId="1882016709">
+    <w:abstractNumId w:val="0"/>
+  </w:num>
+</w:numbering>
 </file>
 
 <file path=word/styles.xml><?xml version="1.0" encoding="utf-8"?>
@@ -441,7 +1942,6 @@
     <w:next w:val="Normal"/>
     <w:link w:val="Heading2Char"/>
     <w:uiPriority w:val="9"/>
-    <w:semiHidden/>
     <w:unhideWhenUsed/>
     <w:qFormat/>
     <w:rsid w:val="007C2C4F"/>
@@ -658,7 +2158,6 @@
     <w:basedOn w:val="DefaultParagraphFont"/>
     <w:link w:val="Heading2"/>
     <w:uiPriority w:val="9"/>
-    <w:semiHidden/>
     <w:rsid w:val="007C2C4F"/>
     <w:rPr>
       <w:rFonts w:asciiTheme="majorHAnsi" w:eastAsiaTheme="majorEastAsia" w:hAnsiTheme="majorHAnsi" w:cstheme="majorBidi"/>
@@ -928,6 +2427,54 @@
       <w:smallCaps/>
       <w:color w:val="2F5496" w:themeColor="accent1" w:themeShade="BF"/>
       <w:spacing w:val="5"/>
+    </w:rPr>
+  </w:style>
+  <w:style w:type="character" w:styleId="Hyperlink">
+    <w:name w:val="Hyperlink"/>
+    <w:basedOn w:val="DefaultParagraphFont"/>
+    <w:uiPriority w:val="99"/>
+    <w:unhideWhenUsed/>
+    <w:rsid w:val="007759A3"/>
+    <w:rPr>
+      <w:color w:val="0563C1" w:themeColor="hyperlink"/>
+      <w:u w:val="single"/>
+    </w:rPr>
+  </w:style>
+  <w:style w:type="character" w:styleId="UnresolvedMention">
+    <w:name w:val="Unresolved Mention"/>
+    <w:basedOn w:val="DefaultParagraphFont"/>
+    <w:uiPriority w:val="99"/>
+    <w:semiHidden/>
+    <w:unhideWhenUsed/>
+    <w:rsid w:val="007759A3"/>
+    <w:rPr>
+      <w:color w:val="605E5C"/>
+      <w:shd w:val="clear" w:color="auto" w:fill="E1DFDD"/>
+    </w:rPr>
+  </w:style>
+  <w:style w:type="paragraph" w:styleId="ListBullet">
+    <w:name w:val="List Bullet"/>
+    <w:basedOn w:val="Normal"/>
+    <w:uiPriority w:val="99"/>
+    <w:unhideWhenUsed/>
+    <w:rsid w:val="007759A3"/>
+    <w:pPr>
+      <w:numPr>
+        <w:numId w:val="1"/>
+      </w:numPr>
+      <w:tabs>
+        <w:tab w:val="clear" w:pos="360"/>
+      </w:tabs>
+      <w:spacing w:after="200" w:line="276" w:lineRule="auto"/>
+      <w:ind w:left="0" w:firstLine="0"/>
+      <w:contextualSpacing/>
+    </w:pPr>
+    <w:rPr>
+      <w:rFonts w:ascii="Times New Roman" w:eastAsiaTheme="minorEastAsia" w:hAnsi="Times New Roman"/>
+      <w:kern w:val="0"/>
+      <w:szCs w:val="22"/>
+      <w:lang w:val="en-US"/>
+      <w14:ligatures w14:val="none"/>
     </w:rPr>
   </w:style>
 </w:styles>
